--- a/4. Operación/PR-17 Compras, Contratistas y Contratación Externa.docx
+++ b/4. Operación/PR-17 Compras, Contratistas y Contratación Externa.docx
@@ -1443,7 +1443,7 @@
         <w:rPr>
           <w:rFonts w:ascii="Arial" w:hAnsi="Arial" w:cs="Arial"/>
         </w:rPr>
-        <w:t>• Todo contratista ingresa registrándose en el FR-40-01 Registro de Ingreso de Contratistas.</w:t>
+        <w:t>• Todo contratista ingresa registrándose en el FR-120-01 Registro de Ingreso de Contratistas.</w:t>
       </w:r>
     </w:p>
     <w:p>
@@ -1779,7 +1779,7 @@
         <w:rPr>
           <w:rFonts w:ascii="Arial" w:hAnsi="Arial" w:cs="Arial"/>
         </w:rPr>
-        <w:t>FR-40-01</w:t>
+        <w:t>FR-120-01</w:t>
       </w:r>
     </w:p>
     <w:p>
@@ -1988,7 +1988,7 @@
         <w:rPr>
           <w:rFonts w:ascii="Arial" w:hAnsi="Arial" w:cs="Arial"/>
         </w:rPr>
-        <w:t>FR-44-01</w:t>
+        <w:t>FR-124-01</w:t>
       </w:r>
     </w:p>
     <w:p>
@@ -2040,7 +2040,7 @@
         <w:rPr>
           <w:rFonts w:ascii="Arial" w:hAnsi="Arial" w:cs="Arial"/>
         </w:rPr>
-        <w:t>FR-45-01</w:t>
+        <w:t>FR-125-01</w:t>
       </w:r>
     </w:p>
     <w:p>
@@ -4645,7 +4645,7 @@
               <w:sz w:val="20"/>
               <w:szCs w:val="20"/>
             </w:rPr>
-            <w:t xml:space="preserve">Vigencia: </w:t>
+            <w:t xml:space="preserve">Vigencia: Mayo 2026</w:t>
           </w:r>
         </w:p>
       </w:tc>
